--- a/public/templates/DOC-6.docx
+++ b/public/templates/DOC-6.docx
@@ -523,7 +523,7 @@
                 <w:szCs w:val="28"/>
                 <w:lang w:eastAsia="zh-TW"/>
               </w:rPr>
-              <w:t xml:space="preserve">                              立同意書人簽名：{person_name_zh}</w:t>
+              <w:t xml:space="preserve">                              立同意書人簽名：</w:t>
             </w:r>
             <w:r>
               <w:rPr>
@@ -567,17 +567,64 @@
             </w:r>
             <w:r>
               <w:rPr>
-                <w:rFonts w:ascii="DFKai-SB" w:eastAsia="DFKai-SB" w:hAnsi="DFKai-SB"/>
-                <w:sz w:val="28"/>
-                <w:szCs w:val="28"/>
-              </w:rPr>
-              <w:t>{signing_date_roc}</w:t>
-            </w:r>
-            <w:r>
-              <w:rPr>
-                <w:rFonts w:ascii="DFKai-SB" w:eastAsia="DFKai-SB" w:hAnsi="DFKai-SB"/>
-                <w:sz w:val="28"/>
-                <w:szCs w:val="28"/>
+                <w:rStyle w:val="a0"/>
+                <w:rFonts w:ascii="DFKai-SB" w:eastAsia="DFKai-SB" w:hAnsi="DFKai-SB"/>
+                <w:sz w:val="28"/>
+                <w:szCs w:val="28"/>
+                <w:u w:val="single"/>
+                <w:lang w:eastAsia="zh-TW"/>
+              </w:rPr>
+              <w:t xml:space="preserve">     </w:t>
+            </w:r>
+            <w:r>
+              <w:rPr>
+                <w:rStyle w:val="a0"/>
+                <w:rFonts w:ascii="DFKai-SB" w:eastAsia="DFKai-SB" w:hAnsi="DFKai-SB"/>
+                <w:sz w:val="28"/>
+                <w:szCs w:val="28"/>
+                <w:lang w:eastAsia="zh-TW"/>
+              </w:rPr>
+              <w:t>年</w:t>
+            </w:r>
+            <w:r>
+              <w:rPr>
+                <w:rStyle w:val="a0"/>
+                <w:rFonts w:ascii="DFKai-SB" w:eastAsia="DFKai-SB" w:hAnsi="DFKai-SB"/>
+                <w:sz w:val="28"/>
+                <w:szCs w:val="28"/>
+                <w:u w:val="single"/>
+                <w:lang w:eastAsia="zh-TW"/>
+              </w:rPr>
+              <w:t xml:space="preserve">     </w:t>
+            </w:r>
+            <w:r>
+              <w:rPr>
+                <w:rStyle w:val="a0"/>
+                <w:rFonts w:ascii="DFKai-SB" w:eastAsia="DFKai-SB" w:hAnsi="DFKai-SB"/>
+                <w:sz w:val="28"/>
+                <w:szCs w:val="28"/>
+                <w:lang w:eastAsia="zh-TW"/>
+              </w:rPr>
+              <w:t>月</w:t>
+            </w:r>
+            <w:r>
+              <w:rPr>
+                <w:rStyle w:val="a0"/>
+                <w:rFonts w:ascii="DFKai-SB" w:eastAsia="DFKai-SB" w:hAnsi="DFKai-SB"/>
+                <w:sz w:val="28"/>
+                <w:szCs w:val="28"/>
+                <w:u w:val="single"/>
+                <w:lang w:eastAsia="zh-TW"/>
+              </w:rPr>
+              <w:t xml:space="preserve">     </w:t>
+            </w:r>
+            <w:r>
+              <w:rPr>
+                <w:rStyle w:val="a0"/>
+                <w:rFonts w:ascii="DFKai-SB" w:eastAsia="DFKai-SB" w:hAnsi="DFKai-SB"/>
+                <w:sz w:val="28"/>
+                <w:szCs w:val="28"/>
+                <w:lang w:eastAsia="zh-TW"/>
               </w:rPr>
               <w:t>日</w:t>
             </w:r>

--- a/public/templates/DOC-6.docx
+++ b/public/templates/DOC-6.docx
@@ -524,6 +524,15 @@
                 <w:lang w:eastAsia="zh-TW"/>
               </w:rPr>
               <w:t xml:space="preserve">                              立同意書人簽名：</w:t>
+            </w:r>
+            <w:r>
+              <w:t>{#person_has_sig}</w:t>
+            </w:r>
+            <w:r>
+              <w:t>{%person_sig}</w:t>
+            </w:r>
+            <w:r>
+              <w:t>{/person_has_sig}</w:t>
             </w:r>
             <w:r>
               <w:rPr>
